--- a/docs/user-guide/Skunkworks_Operator_Manual.docx
+++ b/docs/user-guide/Skunkworks_Operator_Manual.docx
@@ -4823,10 +4823,53 @@
         <w:t>General Automation owns the focused probe's account connection, audio, execution authority, desired state, safety floors, planner status, and diagnostics.</w:t>
       </w:r>
     </w:p>
+    <w:tbl>
+      <w:tblPr>
+        <w:tblW w:type="dxa" w:w="9360"/>
+        <w:jc w:val="left"/>
+        <w:tblLayout w:type="fixed"/>
+        <w:tblLook w:firstColumn="1" w:firstRow="1" w:lastColumn="0" w:lastRow="0" w:noHBand="0" w:noVBand="1" w:val="04A0"/>
+      </w:tblPr>
+      <w:tblGrid>
+        <w:gridCol w:w="9360"/>
+      </w:tblGrid>
+      <w:tr>
+        <w:tc>
+          <w:tcPr>
+            <w:tcW w:type="dxa" w:w="9360"/>
+            <w:vAlign w:val="center"/>
+            <w:shd w:fill="FFF4D6"/>
+          </w:tcPr>
+          <w:p>
+            <w:pPr>
+              <w:spacing w:after="0"/>
+            </w:pPr>
+            <w:r>
+              <w:rPr>
+                <w:rFonts w:ascii="Aptos" w:hAnsi="Aptos"/>
+                <w:b/>
+                <w:color w:val="B47900"/>
+                <w:sz w:val="22"/>
+              </w:rPr>
+              <w:t xml:space="preserve">UPDATING WITHOUT LOSING DATA  </w:t>
+            </w:r>
+            <w:r>
+              <w:rPr>
+                <w:rFonts w:ascii="Aptos" w:hAnsi="Aptos"/>
+                <w:b w:val="0"/>
+                <w:color w:val="051722"/>
+                <w:sz w:val="22"/>
+              </w:rPr>
+              <w:t>Before updating, stop Skunkworks and use Settings → Back Up Database. Replace only the old application with the new package. Do not delete the platform Skunkworks user-data folder or change SKUNKWORKS_HOME. The database, settings, discovered sectors, roles, routes, and reports are stored separately from the application and should reappear automatically after launch.</w:t>
+            </w:r>
+          </w:p>
+        </w:tc>
+      </w:tr>
+    </w:tbl>
     <w:p>
-      <w:r>
-        <w:br w:type="page"/>
-      </w:r>
+      <w:pPr>
+        <w:spacing w:after="20"/>
+      </w:pPr>
     </w:p>
     <w:p>
       <w:pPr>

--- a/docs/user-guide/Skunkworks_Operator_Manual.docx
+++ b/docs/user-guide/Skunkworks_Operator_Manual.docx
@@ -2097,7 +2097,7 @@
           <w:color w:val="051722"/>
           <w:sz w:val="22"/>
         </w:rPr>
-        <w:t>Galaxy Map presents the locally known FCC network. Drag to orbit or pan, use the wheel to zoom, and use the view buttons for precise orientation. Verified lines represent neighboring-sector relationships.</w:t>
+        <w:t>Galaxy Map presents the locally known FCC network. Drag to orbit or pan, use the wheel to zoom, and use the view buttons for precise orientation. Fit Map centers and zooms the camera to contain every sector admitted by the current filters. Verified neighboring-sector lines may disappear during camera motion for responsiveness, then return after the view settles at every zoom distance.</w:t>
       </w:r>
     </w:p>
     <w:p>
